--- a/POWER_BI/Session 18/ASSIGNMENT-SESSION18-POWER-BI.docx
+++ b/POWER_BI/Session 18/ASSIGNMENT-SESSION18-POWER-BI.docx
@@ -53,6 +53,7 @@
         <w:rPr>
           <w:b/>
           <w:bCs/>
+          <w:noProof/>
         </w:rPr>
         <w:drawing>
           <wp:inline distT="0" distB="0" distL="0" distR="0" wp14:anchorId="2F0A0CAB" wp14:editId="3D570123">
@@ -152,6 +153,7 @@
         <w:rPr>
           <w:b/>
           <w:bCs/>
+          <w:noProof/>
         </w:rPr>
         <w:drawing>
           <wp:inline distT="0" distB="0" distL="0" distR="0" wp14:anchorId="2F56578B" wp14:editId="28B68761">
@@ -251,6 +253,7 @@
         <w:rPr>
           <w:b/>
           <w:bCs/>
+          <w:noProof/>
         </w:rPr>
         <w:drawing>
           <wp:inline distT="0" distB="0" distL="0" distR="0" wp14:anchorId="25A45F31" wp14:editId="63030E85">
@@ -438,6 +441,7 @@
         <w:rPr>
           <w:b/>
           <w:bCs/>
+          <w:noProof/>
         </w:rPr>
         <w:drawing>
           <wp:inline distT="0" distB="0" distL="0" distR="0" wp14:anchorId="4733EBCE" wp14:editId="2DEA1D12">
@@ -479,6 +483,7 @@
         <w:rPr>
           <w:b/>
           <w:bCs/>
+          <w:noProof/>
         </w:rPr>
         <w:drawing>
           <wp:inline distT="0" distB="0" distL="0" distR="0" wp14:anchorId="787B1E60" wp14:editId="2649403D">
@@ -589,6 +594,47 @@
           <w:bCs/>
         </w:rPr>
       </w:pPr>
+      <w:r>
+        <w:rPr>
+          <w:b/>
+          <w:bCs/>
+        </w:rPr>
+        <w:drawing>
+          <wp:inline distT="0" distB="0" distL="0" distR="0" wp14:anchorId="50C93DBE" wp14:editId="53527E42">
+            <wp:extent cx="2453853" cy="2057578"/>
+            <wp:effectExtent l="0" t="0" r="3810" b="0"/>
+            <wp:docPr id="1577358665" name="Picture 1"/>
+            <wp:cNvGraphicFramePr>
+              <a:graphicFrameLocks xmlns:a="http://schemas.openxmlformats.org/drawingml/2006/main" noChangeAspect="1"/>
+            </wp:cNvGraphicFramePr>
+            <a:graphic xmlns:a="http://schemas.openxmlformats.org/drawingml/2006/main">
+              <a:graphicData uri="http://schemas.openxmlformats.org/drawingml/2006/picture">
+                <pic:pic xmlns:pic="http://schemas.openxmlformats.org/drawingml/2006/picture">
+                  <pic:nvPicPr>
+                    <pic:cNvPr id="1577358665" name=""/>
+                    <pic:cNvPicPr/>
+                  </pic:nvPicPr>
+                  <pic:blipFill>
+                    <a:blip r:embed="rId10"/>
+                    <a:stretch>
+                      <a:fillRect/>
+                    </a:stretch>
+                  </pic:blipFill>
+                  <pic:spPr>
+                    <a:xfrm>
+                      <a:off x="0" y="0"/>
+                      <a:ext cx="2453853" cy="2057578"/>
+                    </a:xfrm>
+                    <a:prstGeom prst="rect">
+                      <a:avLst/>
+                    </a:prstGeom>
+                  </pic:spPr>
+                </pic:pic>
+              </a:graphicData>
+            </a:graphic>
+          </wp:inline>
+        </w:drawing>
+      </w:r>
     </w:p>
     <w:p>
       <w:pPr>
@@ -1321,6 +1367,7 @@
   <w:style w:type="character" w:default="1" w:styleId="DefaultParagraphFont">
     <w:name w:val="Default Paragraph Font"/>
     <w:uiPriority w:val="1"/>
+    <w:semiHidden/>
     <w:unhideWhenUsed/>
   </w:style>
   <w:style w:type="table" w:default="1" w:styleId="TableNormal">
